--- a/중국어_대화문/7부_docx/7부_03화_전권의_유혹.docx
+++ b/중국어_대화문/7부_docx/7부_03화_전권의_유혹.docx
@@ -483,7 +483,7 @@
         <w:t>邵铁军:</w:t>
       </w:r>
       <w:r>
-        <w:t xml:space="preserve"> 叫刀，是因为它必须锋利。《韩非子》里有一句话：“千丈之堤，以蝼蚁之穴溃。”堤上站再多的人，下面的蚁穴不挖，总有一天，漫顶。去年的汛期，我们就在堤上站了一整个夏天。</w:t>
+        <w:t xml:space="preserve"> 叫刀，是因为它必须锋利。《韩非子》里有一句话：“千丈之堤，以蝼蚁之穴溃。”堤上站再多的人，下面的蚁穴不挖，总有一天，漫顶。今年的汛期，我们就在堤上站了一整个夏天。</w:t>
       </w:r>
     </w:p>
     <w:p>
@@ -1003,7 +1003,7 @@
         <w:t>郑启明:</w:t>
       </w:r>
       <w:r>
-        <w:t xml:space="preserve"> 去年十二月，您来这间屋子，我们说过要查军需采购。回去以后，我让岳玉把后勤采购处近五年的招标公告、中标公示，只用公开渠道，一页一页下载，存了三份，分别放在三个地方。没有一份是原件，但每一份都有下载时间。</w:t>
+        <w:t xml:space="preserve"> 今年二月，年度计划上会，军需采购这一条您看过。回去以后，我让岳玉把后勤采购处近五年的招标公告、中标公示，只用公开渠道，一页一页下载，存了三份，分别放在三个地方。没有一份是原件，但每一份都有下载时间。</w:t>
       </w:r>
     </w:p>
     <w:p>
@@ -1432,7 +1432,7 @@
         <w:pStyle w:val="Heading2"/>
       </w:pPr>
       <w:r>
-        <w:t>장면 7 — 8월 5일(금) 오후 2시, 북루 3층 판공청 주임실 — 事实、名字、结论</w:t>
+        <w:t>장면 7 — 8월 5일(금) 오후 2시, 북루 5층 판공청 주임실 — 事实、名字、结论</w:t>
       </w:r>
     </w:p>
     <w:p>
@@ -1796,7 +1796,7 @@
         <w:t>甘怀谷:</w:t>
       </w:r>
       <w:r>
-        <w:t xml:space="preserve"> 我九十三了。去年冬天跟你说九十二，今年夏天过了生日，又添一岁。老人的休息，是醒着躺着。说吧。</w:t>
+        <w:t xml:space="preserve"> 我九十三了。年初跟你说九十二，今年夏天过了生日，又添一岁。老人的休息，是醒着躺着。说吧。</w:t>
       </w:r>
     </w:p>
     <w:p>
@@ -1862,7 +1862,7 @@
         <w:t>甘怀谷:</w:t>
       </w:r>
       <w:r>
-        <w:t xml:space="preserve"> 那你问他，大匠是谁指定的？（有一点笑意）去年冬天我给你的“霜”，还记得吗？</w:t>
+        <w:t xml:space="preserve"> 那你问他，大匠是谁指定的？（有一点笑意）年初我给你的“霜”，还记得吗？</w:t>
       </w:r>
     </w:p>
     <w:p>
